--- a/valencia/UD00/2 DAM SGE UD00 Python 3 bàsic.docx
+++ b/valencia/UD00/2 DAM SGE UD00 Python 3 bàsic.docx
@@ -42,7 +42,7 @@
           <w:szCs w:val="88"/>
           <w:rtl w:val="0"/>
         </w:rPr>
-        <w:t xml:space="preserve">UD00 Python 3 bàsic</w:t>
+        <w:t xml:space="preserve">UD 00 Python 3 bàsic</w:t>
       </w:r>
       <w:r>
         <w:rPr>
@@ -74,7 +74,7 @@
           <wp:inline distB="114300" distT="114300" distL="114300" distR="114300">
             <wp:extent cx="447675" cy="57150"/>
             <wp:effectExtent b="0" l="0" r="0" t="0"/>
-            <wp:docPr descr="short line" id="2" name="image3.png"/>
+            <wp:docPr descr="short line" id="3" name="image3.png"/>
             <a:graphic>
               <a:graphicData uri="http://schemas.openxmlformats.org/drawingml/2006/picture">
                 <pic:pic>
@@ -186,12 +186,54 @@
           <w:szCs w:val="32"/>
           <w:rtl w:val="0"/>
         </w:rPr>
-        <w:t xml:space="preserve">Actualitzat Setembre 2025</w:t>
+        <w:t xml:space="preserve">Actualitzat Setembre 2025 </w:t>
       </w:r>
       <w:r>
         <w:rPr>
           <w:rtl w:val="0"/>
         </w:rPr>
+      </w:r>
+      <w:r>
+        <w:drawing>
+          <wp:anchor allowOverlap="1" behindDoc="0" distB="57150" distT="57150" distL="57150" distR="57150" hidden="0" layoutInCell="1" locked="0" relativeHeight="0" simplePos="0">
+            <wp:simplePos x="0" y="0"/>
+            <wp:positionH relativeFrom="column">
+              <wp:posOffset>2494355</wp:posOffset>
+            </wp:positionH>
+            <wp:positionV relativeFrom="paragraph">
+              <wp:posOffset>135382</wp:posOffset>
+            </wp:positionV>
+            <wp:extent cx="765353" cy="265748"/>
+            <wp:effectExtent b="0" l="0" r="0" t="0"/>
+            <wp:wrapSquare wrapText="bothSides" distB="57150" distT="57150" distL="57150" distR="57150"/>
+            <wp:docPr id="2" name="image2.png"/>
+            <a:graphic>
+              <a:graphicData uri="http://schemas.openxmlformats.org/drawingml/2006/picture">
+                <pic:pic>
+                  <pic:nvPicPr>
+                    <pic:cNvPr id="0" name="image2.png"/>
+                    <pic:cNvPicPr preferRelativeResize="0"/>
+                  </pic:nvPicPr>
+                  <pic:blipFill>
+                    <a:blip r:embed="rId7"/>
+                    <a:srcRect b="0" l="0" r="0" t="0"/>
+                    <a:stretch>
+                      <a:fillRect/>
+                    </a:stretch>
+                  </pic:blipFill>
+                  <pic:spPr>
+                    <a:xfrm>
+                      <a:off x="0" y="0"/>
+                      <a:ext cx="765353" cy="265748"/>
+                    </a:xfrm>
+                    <a:prstGeom prst="rect"/>
+                    <a:ln/>
+                  </pic:spPr>
+                </pic:pic>
+              </a:graphicData>
+            </a:graphic>
+          </wp:anchor>
+        </w:drawing>
       </w:r>
     </w:p>
     <w:p>
@@ -343,12 +385,12 @@
             <wp:extent cx="765353" cy="265748"/>
             <wp:effectExtent b="0" l="0" r="0" t="0"/>
             <wp:wrapSquare wrapText="bothSides" distB="57150" distT="57150" distL="57150" distR="57150"/>
-            <wp:docPr id="1" name="image1.png"/>
+            <wp:docPr id="1" name="image2.png"/>
             <a:graphic>
               <a:graphicData uri="http://schemas.openxmlformats.org/drawingml/2006/picture">
                 <pic:pic>
                   <pic:nvPicPr>
-                    <pic:cNvPr id="0" name="image1.png"/>
+                    <pic:cNvPr id="0" name="image2.png"/>
                     <pic:cNvPicPr preferRelativeResize="0"/>
                   </pic:nvPicPr>
                   <pic:blipFill>
@@ -667,7 +709,7 @@
     </w:p>
     <w:sdt>
       <w:sdtPr>
-        <w:id w:val="-1781390365"/>
+        <w:id w:val="936825467"/>
         <w:docPartObj>
           <w:docPartGallery w:val="Table of Contents"/>
           <w:docPartUnique w:val="1"/>
@@ -16734,34 +16776,6 @@
         <w:rtl w:val="0"/>
       </w:rPr>
       <w:t xml:space="preserve"> </w:t>
-    </w:r>
-    <w:r>
-      <w:rPr>
-        <w:rFonts w:ascii="Tahoma" w:cs="Tahoma" w:eastAsia="Tahoma" w:hAnsi="Tahoma"/>
-        <w:smallCaps w:val="1"/>
-        <w:color w:val="999966"/>
-        <w:sz w:val="18"/>
-        <w:szCs w:val="18"/>
-        <w:rtl w:val="0"/>
-      </w:rPr>
-      <w:t xml:space="preserve">5</w:t>
-    </w:r>
-    <w:r>
-      <w:rPr>
-        <w:rFonts w:ascii="Tahoma" w:cs="Tahoma" w:eastAsia="Tahoma" w:hAnsi="Tahoma"/>
-        <w:b w:val="0"/>
-        <w:i w:val="0"/>
-        <w:smallCaps w:val="1"/>
-        <w:strike w:val="0"/>
-        <w:color w:val="999966"/>
-        <w:sz w:val="18"/>
-        <w:szCs w:val="18"/>
-        <w:u w:val="none"/>
-        <w:shd w:fill="auto" w:val="clear"/>
-        <w:vertAlign w:val="baseline"/>
-        <w:rtl w:val="0"/>
-      </w:rPr>
-      <w:t xml:space="preserve">.</w:t>
     </w:r>
     <w:r>
       <w:rPr>
@@ -16926,7 +16940,7 @@
         <w:szCs w:val="18"/>
         <w:rtl w:val="0"/>
       </w:rPr>
-      <w:t xml:space="preserve">Resum Python 3</w:t>
+      <w:t xml:space="preserve">Python 3 bàsic</w:t>
     </w:r>
   </w:p>
 </w:hdr>
@@ -17390,11 +17404,19 @@
       </w:pPr>
     </w:pPrDefault>
   </w:docDefaults>
+  <w:style w:type="table" w:styleId="TableNormal" w:default="1">
+    <w:name w:val="TableNormal"/>
+    <w:tblPr>
+      <w:tblCellMar>
+        <w:top w:w="100.0" w:type="dxa"/>
+        <w:left w:w="100.0" w:type="dxa"/>
+        <w:bottom w:w="100.0" w:type="dxa"/>
+        <w:right w:w="100.0" w:type="dxa"/>
+      </w:tblCellMar>
+    </w:tblPr>
+  </w:style>
   <w:style w:type="paragraph" w:styleId="Normal" w:default="1">
     <w:name w:val="normal"/>
-  </w:style>
-  <w:style w:type="table" w:styleId="TableNormal" w:default="1">
-    <w:name w:val="TableNormal"/>
   </w:style>
   <w:style w:type="paragraph" w:styleId="Heading1">
     <w:name w:val="heading 1"/>
@@ -17543,12 +17565,6 @@
     <w:tblPr>
       <w:tblStyleRowBandSize w:val="1"/>
       <w:tblStyleColBandSize w:val="1"/>
-      <w:tblCellMar>
-        <w:top w:w="100.0" w:type="dxa"/>
-        <w:left w:w="100.0" w:type="dxa"/>
-        <w:bottom w:w="100.0" w:type="dxa"/>
-        <w:right w:w="100.0" w:type="dxa"/>
-      </w:tblCellMar>
     </w:tblPr>
   </w:style>
   <w:style w:type="table" w:styleId="Table2">
@@ -17556,12 +17572,6 @@
     <w:tblPr>
       <w:tblStyleRowBandSize w:val="1"/>
       <w:tblStyleColBandSize w:val="1"/>
-      <w:tblCellMar>
-        <w:top w:w="100.0" w:type="dxa"/>
-        <w:left w:w="100.0" w:type="dxa"/>
-        <w:bottom w:w="100.0" w:type="dxa"/>
-        <w:right w:w="100.0" w:type="dxa"/>
-      </w:tblCellMar>
     </w:tblPr>
   </w:style>
   <w:style w:type="table" w:styleId="Table3">
@@ -17569,12 +17579,6 @@
     <w:tblPr>
       <w:tblStyleRowBandSize w:val="1"/>
       <w:tblStyleColBandSize w:val="1"/>
-      <w:tblCellMar>
-        <w:top w:w="100.0" w:type="dxa"/>
-        <w:left w:w="100.0" w:type="dxa"/>
-        <w:bottom w:w="100.0" w:type="dxa"/>
-        <w:right w:w="100.0" w:type="dxa"/>
-      </w:tblCellMar>
     </w:tblPr>
   </w:style>
   <w:style w:type="table" w:styleId="Table4">
@@ -17582,12 +17586,6 @@
     <w:tblPr>
       <w:tblStyleRowBandSize w:val="1"/>
       <w:tblStyleColBandSize w:val="1"/>
-      <w:tblCellMar>
-        <w:top w:w="100.0" w:type="dxa"/>
-        <w:left w:w="100.0" w:type="dxa"/>
-        <w:bottom w:w="100.0" w:type="dxa"/>
-        <w:right w:w="100.0" w:type="dxa"/>
-      </w:tblCellMar>
     </w:tblPr>
   </w:style>
   <w:style w:type="table" w:styleId="Table5">
@@ -17595,12 +17593,6 @@
     <w:tblPr>
       <w:tblStyleRowBandSize w:val="1"/>
       <w:tblStyleColBandSize w:val="1"/>
-      <w:tblCellMar>
-        <w:top w:w="100.0" w:type="dxa"/>
-        <w:left w:w="100.0" w:type="dxa"/>
-        <w:bottom w:w="100.0" w:type="dxa"/>
-        <w:right w:w="100.0" w:type="dxa"/>
-      </w:tblCellMar>
     </w:tblPr>
   </w:style>
   <w:style w:type="table" w:styleId="Table6">
@@ -17608,12 +17600,6 @@
     <w:tblPr>
       <w:tblStyleRowBandSize w:val="1"/>
       <w:tblStyleColBandSize w:val="1"/>
-      <w:tblCellMar>
-        <w:top w:w="100.0" w:type="dxa"/>
-        <w:left w:w="100.0" w:type="dxa"/>
-        <w:bottom w:w="100.0" w:type="dxa"/>
-        <w:right w:w="100.0" w:type="dxa"/>
-      </w:tblCellMar>
     </w:tblPr>
   </w:style>
   <w:style w:type="table" w:styleId="Table7">
@@ -17621,12 +17607,6 @@
     <w:tblPr>
       <w:tblStyleRowBandSize w:val="1"/>
       <w:tblStyleColBandSize w:val="1"/>
-      <w:tblCellMar>
-        <w:top w:w="100.0" w:type="dxa"/>
-        <w:left w:w="100.0" w:type="dxa"/>
-        <w:bottom w:w="100.0" w:type="dxa"/>
-        <w:right w:w="100.0" w:type="dxa"/>
-      </w:tblCellMar>
     </w:tblPr>
   </w:style>
   <w:style w:type="table" w:styleId="Table8">
@@ -17634,12 +17614,6 @@
     <w:tblPr>
       <w:tblStyleRowBandSize w:val="1"/>
       <w:tblStyleColBandSize w:val="1"/>
-      <w:tblCellMar>
-        <w:top w:w="100.0" w:type="dxa"/>
-        <w:left w:w="100.0" w:type="dxa"/>
-        <w:bottom w:w="100.0" w:type="dxa"/>
-        <w:right w:w="100.0" w:type="dxa"/>
-      </w:tblCellMar>
     </w:tblPr>
   </w:style>
   <w:style w:type="table" w:styleId="Table9">
@@ -17647,12 +17621,6 @@
     <w:tblPr>
       <w:tblStyleRowBandSize w:val="1"/>
       <w:tblStyleColBandSize w:val="1"/>
-      <w:tblCellMar>
-        <w:top w:w="100.0" w:type="dxa"/>
-        <w:left w:w="100.0" w:type="dxa"/>
-        <w:bottom w:w="100.0" w:type="dxa"/>
-        <w:right w:w="100.0" w:type="dxa"/>
-      </w:tblCellMar>
     </w:tblPr>
   </w:style>
   <w:style w:type="table" w:styleId="Table10">
@@ -17660,12 +17628,6 @@
     <w:tblPr>
       <w:tblStyleRowBandSize w:val="1"/>
       <w:tblStyleColBandSize w:val="1"/>
-      <w:tblCellMar>
-        <w:top w:w="100.0" w:type="dxa"/>
-        <w:left w:w="100.0" w:type="dxa"/>
-        <w:bottom w:w="100.0" w:type="dxa"/>
-        <w:right w:w="100.0" w:type="dxa"/>
-      </w:tblCellMar>
     </w:tblPr>
   </w:style>
   <w:style w:type="table" w:styleId="Table11">
@@ -17673,12 +17635,6 @@
     <w:tblPr>
       <w:tblStyleRowBandSize w:val="1"/>
       <w:tblStyleColBandSize w:val="1"/>
-      <w:tblCellMar>
-        <w:top w:w="100.0" w:type="dxa"/>
-        <w:left w:w="100.0" w:type="dxa"/>
-        <w:bottom w:w="100.0" w:type="dxa"/>
-        <w:right w:w="100.0" w:type="dxa"/>
-      </w:tblCellMar>
     </w:tblPr>
   </w:style>
   <w:style w:type="table" w:styleId="Table12">
@@ -17686,12 +17642,6 @@
     <w:tblPr>
       <w:tblStyleRowBandSize w:val="1"/>
       <w:tblStyleColBandSize w:val="1"/>
-      <w:tblCellMar>
-        <w:top w:w="100.0" w:type="dxa"/>
-        <w:left w:w="100.0" w:type="dxa"/>
-        <w:bottom w:w="100.0" w:type="dxa"/>
-        <w:right w:w="100.0" w:type="dxa"/>
-      </w:tblCellMar>
     </w:tblPr>
   </w:style>
   <w:style w:type="table" w:styleId="Table13">
@@ -17699,12 +17649,6 @@
     <w:tblPr>
       <w:tblStyleRowBandSize w:val="1"/>
       <w:tblStyleColBandSize w:val="1"/>
-      <w:tblCellMar>
-        <w:top w:w="100.0" w:type="dxa"/>
-        <w:left w:w="100.0" w:type="dxa"/>
-        <w:bottom w:w="100.0" w:type="dxa"/>
-        <w:right w:w="100.0" w:type="dxa"/>
-      </w:tblCellMar>
     </w:tblPr>
   </w:style>
   <w:style w:type="table" w:styleId="Table14">
@@ -17712,12 +17656,6 @@
     <w:tblPr>
       <w:tblStyleRowBandSize w:val="1"/>
       <w:tblStyleColBandSize w:val="1"/>
-      <w:tblCellMar>
-        <w:top w:w="100.0" w:type="dxa"/>
-        <w:left w:w="100.0" w:type="dxa"/>
-        <w:bottom w:w="100.0" w:type="dxa"/>
-        <w:right w:w="100.0" w:type="dxa"/>
-      </w:tblCellMar>
     </w:tblPr>
   </w:style>
   <w:style w:type="table" w:styleId="Table15">
@@ -17725,12 +17663,6 @@
     <w:tblPr>
       <w:tblStyleRowBandSize w:val="1"/>
       <w:tblStyleColBandSize w:val="1"/>
-      <w:tblCellMar>
-        <w:top w:w="100.0" w:type="dxa"/>
-        <w:left w:w="100.0" w:type="dxa"/>
-        <w:bottom w:w="100.0" w:type="dxa"/>
-        <w:right w:w="100.0" w:type="dxa"/>
-      </w:tblCellMar>
     </w:tblPr>
   </w:style>
   <w:style w:type="table" w:styleId="Table16">
@@ -17738,12 +17670,6 @@
     <w:tblPr>
       <w:tblStyleRowBandSize w:val="1"/>
       <w:tblStyleColBandSize w:val="1"/>
-      <w:tblCellMar>
-        <w:top w:w="100.0" w:type="dxa"/>
-        <w:left w:w="100.0" w:type="dxa"/>
-        <w:bottom w:w="100.0" w:type="dxa"/>
-        <w:right w:w="100.0" w:type="dxa"/>
-      </w:tblCellMar>
     </w:tblPr>
   </w:style>
   <w:style w:type="table" w:styleId="Table17">
@@ -17751,12 +17677,6 @@
     <w:tblPr>
       <w:tblStyleRowBandSize w:val="1"/>
       <w:tblStyleColBandSize w:val="1"/>
-      <w:tblCellMar>
-        <w:top w:w="100.0" w:type="dxa"/>
-        <w:left w:w="100.0" w:type="dxa"/>
-        <w:bottom w:w="100.0" w:type="dxa"/>
-        <w:right w:w="100.0" w:type="dxa"/>
-      </w:tblCellMar>
     </w:tblPr>
   </w:style>
   <w:style w:type="table" w:styleId="Table18">
@@ -17764,12 +17684,6 @@
     <w:tblPr>
       <w:tblStyleRowBandSize w:val="1"/>
       <w:tblStyleColBandSize w:val="1"/>
-      <w:tblCellMar>
-        <w:top w:w="100.0" w:type="dxa"/>
-        <w:left w:w="100.0" w:type="dxa"/>
-        <w:bottom w:w="100.0" w:type="dxa"/>
-        <w:right w:w="100.0" w:type="dxa"/>
-      </w:tblCellMar>
     </w:tblPr>
   </w:style>
   <w:style w:type="table" w:styleId="Table19">
@@ -17777,12 +17691,6 @@
     <w:tblPr>
       <w:tblStyleRowBandSize w:val="1"/>
       <w:tblStyleColBandSize w:val="1"/>
-      <w:tblCellMar>
-        <w:top w:w="100.0" w:type="dxa"/>
-        <w:left w:w="100.0" w:type="dxa"/>
-        <w:bottom w:w="100.0" w:type="dxa"/>
-        <w:right w:w="100.0" w:type="dxa"/>
-      </w:tblCellMar>
     </w:tblPr>
   </w:style>
   <w:style w:type="table" w:styleId="Table20">
@@ -17790,12 +17698,6 @@
     <w:tblPr>
       <w:tblStyleRowBandSize w:val="1"/>
       <w:tblStyleColBandSize w:val="1"/>
-      <w:tblCellMar>
-        <w:top w:w="100.0" w:type="dxa"/>
-        <w:left w:w="100.0" w:type="dxa"/>
-        <w:bottom w:w="100.0" w:type="dxa"/>
-        <w:right w:w="100.0" w:type="dxa"/>
-      </w:tblCellMar>
     </w:tblPr>
   </w:style>
   <w:style w:type="table" w:styleId="Table21">
@@ -17803,12 +17705,6 @@
     <w:tblPr>
       <w:tblStyleRowBandSize w:val="1"/>
       <w:tblStyleColBandSize w:val="1"/>
-      <w:tblCellMar>
-        <w:top w:w="100.0" w:type="dxa"/>
-        <w:left w:w="100.0" w:type="dxa"/>
-        <w:bottom w:w="100.0" w:type="dxa"/>
-        <w:right w:w="100.0" w:type="dxa"/>
-      </w:tblCellMar>
     </w:tblPr>
   </w:style>
   <w:style w:type="table" w:styleId="Table22">
@@ -17816,12 +17712,6 @@
     <w:tblPr>
       <w:tblStyleRowBandSize w:val="1"/>
       <w:tblStyleColBandSize w:val="1"/>
-      <w:tblCellMar>
-        <w:top w:w="100.0" w:type="dxa"/>
-        <w:left w:w="100.0" w:type="dxa"/>
-        <w:bottom w:w="100.0" w:type="dxa"/>
-        <w:right w:w="100.0" w:type="dxa"/>
-      </w:tblCellMar>
     </w:tblPr>
   </w:style>
   <w:style w:type="table" w:styleId="Table23">
@@ -17829,12 +17719,6 @@
     <w:tblPr>
       <w:tblStyleRowBandSize w:val="1"/>
       <w:tblStyleColBandSize w:val="1"/>
-      <w:tblCellMar>
-        <w:top w:w="100.0" w:type="dxa"/>
-        <w:left w:w="100.0" w:type="dxa"/>
-        <w:bottom w:w="100.0" w:type="dxa"/>
-        <w:right w:w="100.0" w:type="dxa"/>
-      </w:tblCellMar>
     </w:tblPr>
   </w:style>
   <w:style w:type="table" w:styleId="Table24">
@@ -17842,12 +17726,6 @@
     <w:tblPr>
       <w:tblStyleRowBandSize w:val="1"/>
       <w:tblStyleColBandSize w:val="1"/>
-      <w:tblCellMar>
-        <w:top w:w="100.0" w:type="dxa"/>
-        <w:left w:w="100.0" w:type="dxa"/>
-        <w:bottom w:w="100.0" w:type="dxa"/>
-        <w:right w:w="100.0" w:type="dxa"/>
-      </w:tblCellMar>
     </w:tblPr>
   </w:style>
   <w:style w:type="table" w:styleId="Table25">
@@ -17855,12 +17733,6 @@
     <w:tblPr>
       <w:tblStyleRowBandSize w:val="1"/>
       <w:tblStyleColBandSize w:val="1"/>
-      <w:tblCellMar>
-        <w:top w:w="100.0" w:type="dxa"/>
-        <w:left w:w="100.0" w:type="dxa"/>
-        <w:bottom w:w="100.0" w:type="dxa"/>
-        <w:right w:w="100.0" w:type="dxa"/>
-      </w:tblCellMar>
     </w:tblPr>
   </w:style>
   <w:style w:type="table" w:styleId="Table26">
@@ -17868,12 +17740,6 @@
     <w:tblPr>
       <w:tblStyleRowBandSize w:val="1"/>
       <w:tblStyleColBandSize w:val="1"/>
-      <w:tblCellMar>
-        <w:top w:w="100.0" w:type="dxa"/>
-        <w:left w:w="100.0" w:type="dxa"/>
-        <w:bottom w:w="100.0" w:type="dxa"/>
-        <w:right w:w="100.0" w:type="dxa"/>
-      </w:tblCellMar>
     </w:tblPr>
   </w:style>
   <w:style w:type="table" w:styleId="Table27">
@@ -17881,12 +17747,6 @@
     <w:tblPr>
       <w:tblStyleRowBandSize w:val="1"/>
       <w:tblStyleColBandSize w:val="1"/>
-      <w:tblCellMar>
-        <w:top w:w="100.0" w:type="dxa"/>
-        <w:left w:w="100.0" w:type="dxa"/>
-        <w:bottom w:w="100.0" w:type="dxa"/>
-        <w:right w:w="100.0" w:type="dxa"/>
-      </w:tblCellMar>
     </w:tblPr>
   </w:style>
   <w:style w:type="table" w:styleId="Table28">
@@ -17894,12 +17754,6 @@
     <w:tblPr>
       <w:tblStyleRowBandSize w:val="1"/>
       <w:tblStyleColBandSize w:val="1"/>
-      <w:tblCellMar>
-        <w:top w:w="100.0" w:type="dxa"/>
-        <w:left w:w="100.0" w:type="dxa"/>
-        <w:bottom w:w="100.0" w:type="dxa"/>
-        <w:right w:w="100.0" w:type="dxa"/>
-      </w:tblCellMar>
     </w:tblPr>
   </w:style>
   <w:style w:type="table" w:styleId="Table29">
@@ -17907,12 +17761,6 @@
     <w:tblPr>
       <w:tblStyleRowBandSize w:val="1"/>
       <w:tblStyleColBandSize w:val="1"/>
-      <w:tblCellMar>
-        <w:top w:w="100.0" w:type="dxa"/>
-        <w:left w:w="100.0" w:type="dxa"/>
-        <w:bottom w:w="100.0" w:type="dxa"/>
-        <w:right w:w="100.0" w:type="dxa"/>
-      </w:tblCellMar>
     </w:tblPr>
   </w:style>
   <w:style w:type="table" w:styleId="Table30">
@@ -17920,12 +17768,6 @@
     <w:tblPr>
       <w:tblStyleRowBandSize w:val="1"/>
       <w:tblStyleColBandSize w:val="1"/>
-      <w:tblCellMar>
-        <w:top w:w="100.0" w:type="dxa"/>
-        <w:left w:w="100.0" w:type="dxa"/>
-        <w:bottom w:w="100.0" w:type="dxa"/>
-        <w:right w:w="100.0" w:type="dxa"/>
-      </w:tblCellMar>
     </w:tblPr>
   </w:style>
   <w:style w:type="table" w:styleId="Table31">
@@ -17933,12 +17775,6 @@
     <w:tblPr>
       <w:tblStyleRowBandSize w:val="1"/>
       <w:tblStyleColBandSize w:val="1"/>
-      <w:tblCellMar>
-        <w:top w:w="100.0" w:type="dxa"/>
-        <w:left w:w="100.0" w:type="dxa"/>
-        <w:bottom w:w="100.0" w:type="dxa"/>
-        <w:right w:w="100.0" w:type="dxa"/>
-      </w:tblCellMar>
     </w:tblPr>
   </w:style>
   <w:style w:type="table" w:styleId="Table32">
@@ -17946,12 +17782,6 @@
     <w:tblPr>
       <w:tblStyleRowBandSize w:val="1"/>
       <w:tblStyleColBandSize w:val="1"/>
-      <w:tblCellMar>
-        <w:top w:w="100.0" w:type="dxa"/>
-        <w:left w:w="100.0" w:type="dxa"/>
-        <w:bottom w:w="100.0" w:type="dxa"/>
-        <w:right w:w="100.0" w:type="dxa"/>
-      </w:tblCellMar>
     </w:tblPr>
   </w:style>
   <w:style w:type="table" w:styleId="Table33">
@@ -17959,12 +17789,6 @@
     <w:tblPr>
       <w:tblStyleRowBandSize w:val="1"/>
       <w:tblStyleColBandSize w:val="1"/>
-      <w:tblCellMar>
-        <w:top w:w="100.0" w:type="dxa"/>
-        <w:left w:w="100.0" w:type="dxa"/>
-        <w:bottom w:w="100.0" w:type="dxa"/>
-        <w:right w:w="100.0" w:type="dxa"/>
-      </w:tblCellMar>
     </w:tblPr>
   </w:style>
   <w:style w:type="table" w:styleId="Table34">
@@ -17972,12 +17796,6 @@
     <w:tblPr>
       <w:tblStyleRowBandSize w:val="1"/>
       <w:tblStyleColBandSize w:val="1"/>
-      <w:tblCellMar>
-        <w:top w:w="100.0" w:type="dxa"/>
-        <w:left w:w="100.0" w:type="dxa"/>
-        <w:bottom w:w="100.0" w:type="dxa"/>
-        <w:right w:w="100.0" w:type="dxa"/>
-      </w:tblCellMar>
     </w:tblPr>
   </w:style>
 </w:styles>
